--- a/core/static/kozu_pzo_template.docx
+++ b/core/static/kozu_pzo_template.docx
@@ -1783,7 +1783,6 @@
         <w:contextualSpacing w:val="0"/>
         <w:rPr>
           <w:szCs w:val="28"/>
-          <w:lang w:val="en-US"/>
         </w:rPr>
       </w:pPr>
     </w:p>
@@ -4231,13 +4230,27 @@
         <w:rPr>
           <w:szCs w:val="28"/>
         </w:rPr>
-        <w:t xml:space="preserve"> по высоте ног</w:t>
+        <w:t xml:space="preserve"> по высоте </w:t>
       </w:r>
       <w:r>
         <w:rPr>
           <w:szCs w:val="28"/>
         </w:rPr>
-        <w:t>а</w:t>
+        <w:t xml:space="preserve">опора в составе </w:t>
+      </w:r>
+      <w:proofErr w:type="spellStart"/>
+      <w:r>
+        <w:rPr>
+          <w:szCs w:val="28"/>
+        </w:rPr>
+        <w:t>антисдвига</w:t>
+      </w:r>
+      <w:proofErr w:type="spellEnd"/>
+      <w:r>
+        <w:rPr>
+          <w:szCs w:val="28"/>
+        </w:rPr>
+        <w:t xml:space="preserve"> 4-го типа</w:t>
       </w:r>
       <w:r>
         <w:rPr>
@@ -4555,22 +4568,6 @@
           <w:szCs w:val="28"/>
         </w:rPr>
         <w:t xml:space="preserve">Для стержневого элемента предусмотрено наличие шарниров, разрешающих угловые и/или линейные перемещения узлов и концевых сечений элементов относительно узлов расчетной схемы. </w:t>
-      </w:r>
-    </w:p>
-    <w:p>
-      <w:pPr>
-        <w:spacing w:line="276" w:lineRule="auto"/>
-        <w:ind w:left="425" w:firstLine="142"/>
-        <w:contextualSpacing w:val="0"/>
-        <w:rPr>
-          <w:szCs w:val="28"/>
-        </w:rPr>
-      </w:pPr>
-      <w:r>
-        <w:rPr>
-          <w:szCs w:val="28"/>
-        </w:rPr>
-        <w:br w:type="page"/>
       </w:r>
     </w:p>
     <w:p>
@@ -17774,12 +17771,6 @@
                   <w:gridCol w:w="10490"/>
                 </w:tblGrid>
                 <w:tr>
-                  <w:tblPrEx>
-                    <w:tblCellMar>
-                      <w:top w:w="0" w:type="dxa"/>
-                      <w:bottom w:w="0" w:type="dxa"/>
-                    </w:tblCellMar>
-                  </w:tblPrEx>
                   <w:trPr>
                     <w:cantSplit/>
                     <w:trHeight w:hRule="exact" w:val="11085"/>
@@ -17825,12 +17816,6 @@
                   </w:tc>
                 </w:tr>
                 <w:tr>
-                  <w:tblPrEx>
-                    <w:tblCellMar>
-                      <w:top w:w="0" w:type="dxa"/>
-                      <w:bottom w:w="0" w:type="dxa"/>
-                    </w:tblCellMar>
-                  </w:tblPrEx>
                   <w:trPr>
                     <w:cantSplit/>
                     <w:trHeight w:hRule="exact" w:val="1420"/>
@@ -17930,12 +17915,6 @@
                   </w:tc>
                 </w:tr>
                 <w:tr>
-                  <w:tblPrEx>
-                    <w:tblCellMar>
-                      <w:top w:w="0" w:type="dxa"/>
-                      <w:bottom w:w="0" w:type="dxa"/>
-                    </w:tblCellMar>
-                  </w:tblPrEx>
                   <w:trPr>
                     <w:cantSplit/>
                     <w:trHeight w:hRule="exact" w:val="2000"/>
@@ -18005,12 +17984,6 @@
                   </w:tc>
                 </w:tr>
                 <w:tr>
-                  <w:tblPrEx>
-                    <w:tblCellMar>
-                      <w:top w:w="0" w:type="dxa"/>
-                      <w:bottom w:w="0" w:type="dxa"/>
-                    </w:tblCellMar>
-                  </w:tblPrEx>
                   <w:trPr>
                     <w:cantSplit/>
                     <w:trHeight w:hRule="exact" w:val="492"/>
@@ -18105,12 +18078,6 @@
                   </w:tc>
                 </w:tr>
                 <w:tr>
-                  <w:tblPrEx>
-                    <w:tblCellMar>
-                      <w:top w:w="0" w:type="dxa"/>
-                      <w:bottom w:w="0" w:type="dxa"/>
-                    </w:tblCellMar>
-                  </w:tblPrEx>
                   <w:trPr>
                     <w:cantSplit/>
                     <w:trHeight w:val="972"/>

--- a/core/static/kozu_pzo_template.docx
+++ b/core/static/kozu_pzo_template.docx
@@ -6865,7 +6865,7 @@
               <w:sz w:val="36"/>
               <w:szCs w:val="24"/>
             </w:rPr>
-            <w:t>Н</w:t>
+            <w:t>О</w:t>
           </w:r>
           <w:r>
             <w:rPr>
@@ -7847,7 +7847,7 @@
                 <wp:extent cx="165735" cy="138430"/>
                 <wp:effectExtent l="0" t="0" r="0" b="0"/>
                 <wp:wrapNone/>
-                <wp:docPr id="1719431687" name="Рисунок 1"/>
+                <wp:docPr id="447363276" name="Рисунок 1"/>
                 <wp:cNvGraphicFramePr>
                   <a:graphicFrameLocks xmlns:a="http://schemas.openxmlformats.org/drawingml/2006/main" noChangeAspect="1"/>
                 </wp:cNvGraphicFramePr>
@@ -8389,7 +8389,7 @@
                 <wp:extent cx="241300" cy="166370"/>
                 <wp:effectExtent l="0" t="0" r="0" b="0"/>
                 <wp:wrapNone/>
-                <wp:docPr id="65146798" name="Рисунок 2" descr="Изображение выглядит как зарисовка, рисунок, Детское искусство, диаграмма&#10;&#10;Автоматически созданное описание"/>
+                <wp:docPr id="1349775664" name="Рисунок 2" descr="Изображение выглядит как зарисовка, рисунок, Детское искусство, диаграмма&#10;&#10;Автоматически созданное описание"/>
                 <wp:cNvGraphicFramePr>
                   <a:graphicFrameLocks xmlns:a="http://schemas.openxmlformats.org/drawingml/2006/main" noChangeAspect="1"/>
                 </wp:cNvGraphicFramePr>
@@ -8998,7 +8998,7 @@
                 <wp:extent cx="299720" cy="139700"/>
                 <wp:effectExtent l="0" t="0" r="0" b="0"/>
                 <wp:wrapNone/>
-                <wp:docPr id="1424629155" name="Рисунок 3" descr="Изображение выглядит как рукописный текст, Шрифт, линия, каллиграфия&#10;&#10;Автоматически созданное описание"/>
+                <wp:docPr id="246303073" name="Рисунок 3" descr="Изображение выглядит как рукописный текст, Шрифт, линия, каллиграфия&#10;&#10;Автоматически созданное описание"/>
                 <wp:cNvGraphicFramePr>
                   <a:graphicFrameLocks xmlns:a="http://schemas.openxmlformats.org/drawingml/2006/main" noChangeAspect="1"/>
                 </wp:cNvGraphicFramePr>
@@ -14383,7 +14383,7 @@
               <w:sz w:val="36"/>
               <w:szCs w:val="24"/>
             </w:rPr>
-            <w:t>Н</w:t>
+            <w:t>О</w:t>
           </w:r>
         </w:p>
       </w:tc>
@@ -15314,7 +15314,7 @@
                 <wp:extent cx="165735" cy="138430"/>
                 <wp:effectExtent l="0" t="0" r="0" b="0"/>
                 <wp:wrapNone/>
-                <wp:docPr id="392884676" name="Рисунок 1"/>
+                <wp:docPr id="253147535" name="Рисунок 1"/>
                 <wp:cNvGraphicFramePr>
                   <a:graphicFrameLocks xmlns:a="http://schemas.openxmlformats.org/drawingml/2006/main" noChangeAspect="1"/>
                 </wp:cNvGraphicFramePr>
@@ -15738,13 +15738,6 @@
               <w:szCs w:val="24"/>
             </w:rPr>
           </w:pPr>
-          <w:r>
-            <w:rPr>
-              <w:sz w:val="24"/>
-              <w:szCs w:val="24"/>
-            </w:rPr>
-            <w:t>5</w:t>
-          </w:r>
         </w:p>
       </w:tc>
     </w:tr>
@@ -15855,7 +15848,7 @@
                 <wp:extent cx="241300" cy="166370"/>
                 <wp:effectExtent l="0" t="0" r="0" b="0"/>
                 <wp:wrapNone/>
-                <wp:docPr id="1804258261" name="Рисунок 2" descr="Изображение выглядит как зарисовка, рисунок, Детское искусство, диаграмма&#10;&#10;Автоматически созданное описание"/>
+                <wp:docPr id="2031479721" name="Рисунок 2" descr="Изображение выглядит как зарисовка, рисунок, Детское искусство, диаграмма&#10;&#10;Автоматически созданное описание"/>
                 <wp:cNvGraphicFramePr>
                   <a:graphicFrameLocks xmlns:a="http://schemas.openxmlformats.org/drawingml/2006/main" noChangeAspect="1"/>
                 </wp:cNvGraphicFramePr>
@@ -16463,7 +16456,7 @@
                 <wp:extent cx="299720" cy="139700"/>
                 <wp:effectExtent l="0" t="0" r="0" b="0"/>
                 <wp:wrapNone/>
-                <wp:docPr id="95318013" name="Рисунок 3" descr="Изображение выглядит как рукописный текст, Шрифт, линия, каллиграфия&#10;&#10;Автоматически созданное описание"/>
+                <wp:docPr id="880447500" name="Рисунок 3" descr="Изображение выглядит как рукописный текст, Шрифт, линия, каллиграфия&#10;&#10;Автоматически созданное описание"/>
                 <wp:cNvGraphicFramePr>
                   <a:graphicFrameLocks xmlns:a="http://schemas.openxmlformats.org/drawingml/2006/main" noChangeAspect="1"/>
                 </wp:cNvGraphicFramePr>
@@ -16848,7 +16841,14 @@
               <w:sz w:val="36"/>
               <w:szCs w:val="24"/>
             </w:rPr>
-            <w:t>ПЗН</w:t>
+            <w:t>ПЗ</w:t>
+          </w:r>
+          <w:r>
+            <w:rPr>
+              <w:sz w:val="36"/>
+              <w:szCs w:val="24"/>
+            </w:rPr>
+            <w:t>О</w:t>
           </w:r>
         </w:p>
       </w:tc>
